--- a/de/wisdom-stories/do-you-remember-me.docx
+++ b/de/wisdom-stories/do-you-remember-me.docx
@@ -289,7 +289,7 @@
           <w:bCs/>
           <w:lang/>
         </w:rPr>
-        <w:t>Lehre: Gute Erziehung bedeutet nicht, einen Fehler zu übersehen, sondern einem Menschen zu helfen, ihn zu korrigieren, ohne seine Würde zu verletzen. Manchmal kann ein einziger einfühlsamer Umgang mit einem Kind dessen ganzem Leben eine Richtung geben.</w:t>
+        <w:t>Lehre: Gute Erziehung bedeutet nicht, einen Fehler zu übersehen, sondern einem Menschen zu helfen, ihn zu korrigieren, ohne seine Würde zu verletzen. Manchmal kann eine einzige einfühlsame Begegnung mit einem Kind dessen ganzem Leben eine Richtung geben.</w:t>
       </w:r>
     </w:p>
     <w:p>
